--- a/por/docx/66.content.docx
+++ b/por/docx/66.content.docx
@@ -19,7 +19,7 @@
         <w:rPr>
           <w:lang w:val="pt_PT" w:bidi="pt_PT"/>
         </w:rPr>
-        <w:t>Resource: Notas de Estudo - Introduções aos Livros (Tyndale)</w:t>
+        <w:t>Resource: Tyndale Open Study Notes</w:t>
       </w:r>
       <w:r>
         <w:rPr>
@@ -112,7 +112,7 @@
         <w:rPr>
           <w:lang w:val="pt_PT" w:bidi="pt_PT"/>
         </w:rPr>
-        <w:t>Notas de Estudo - Introduções aos Livros (Tyndale)</w:t>
+        <w:t>Tyndale Open Study Notes</w:t>
       </w:r>
     </w:p>
     <w:p>

--- a/por/docx/66.content.docx
+++ b/por/docx/66.content.docx
@@ -19,7 +19,7 @@
         <w:rPr>
           <w:lang w:val="pt_PT" w:bidi="pt_PT"/>
         </w:rPr>
-        <w:t>Resource: Tyndale Open Study Notes</w:t>
+        <w:t>Resource: Aquifer Open Study Notes (Book Intros)</w:t>
       </w:r>
       <w:r>
         <w:rPr>
@@ -112,7 +112,7 @@
         <w:rPr>
           <w:lang w:val="pt_PT" w:bidi="pt_PT"/>
         </w:rPr>
-        <w:t>Tyndale Open Study Notes</w:t>
+        <w:t>Aquifer Open Study Notes (Book Intros)</w:t>
       </w:r>
     </w:p>
     <w:p>

--- a/por/docx/66.content.docx
+++ b/por/docx/66.content.docx
@@ -297,54 +297,36 @@
         </w:rPr>
         <w:t>Apocalipse começa de uma maneira incomum, com três introduções separadas. João primeiro descreve a natureza visionária do livro (</w:t>
       </w:r>
-      <w:hyperlink r:id="rId13">
-        <w:r>
-          <w:rPr>
-            <w:lang w:val="pt_PT" w:bidi="pt_PT"/>
-          </w:rPr>
-          <w:rPr>
-            <w:color w:val="0000EE"/>
-            <w:u w:val="single"/>
-          </w:rPr>
-          <w:t>1.1–3</w:t>
-        </w:r>
-      </w:hyperlink>
+      <w:r>
+        <w:rPr>
+          <w:lang w:val="pt_PT" w:bidi="pt_PT"/>
+        </w:rPr>
+        <w:t>1.1–3</w:t>
+      </w:r>
       <w:r>
         <w:rPr>
           <w:lang w:val="pt_PT" w:bidi="pt_PT"/>
         </w:rPr>
         <w:t>); há então uma saudação (</w:t>
       </w:r>
-      <w:hyperlink r:id="rId14">
-        <w:r>
-          <w:rPr>
-            <w:lang w:val="pt_PT" w:bidi="pt_PT"/>
-          </w:rPr>
-          <w:rPr>
-            <w:color w:val="0000EE"/>
-            <w:u w:val="single"/>
-          </w:rPr>
-          <w:t>1.4–8</w:t>
-        </w:r>
-      </w:hyperlink>
+      <w:r>
+        <w:rPr>
+          <w:lang w:val="pt_PT" w:bidi="pt_PT"/>
+        </w:rPr>
+        <w:t>1.4–8</w:t>
+      </w:r>
       <w:r>
         <w:rPr>
           <w:lang w:val="pt_PT" w:bidi="pt_PT"/>
         </w:rPr>
         <w:t>) seguida por uma introdução histórica (</w:t>
       </w:r>
-      <w:hyperlink r:id="rId15">
-        <w:r>
-          <w:rPr>
-            <w:lang w:val="pt_PT" w:bidi="pt_PT"/>
-          </w:rPr>
-          <w:rPr>
-            <w:color w:val="0000EE"/>
-            <w:u w:val="single"/>
-          </w:rPr>
-          <w:t>1.9–11</w:t>
-        </w:r>
-      </w:hyperlink>
+      <w:r>
+        <w:rPr>
+          <w:lang w:val="pt_PT" w:bidi="pt_PT"/>
+        </w:rPr>
+        <w:t>1.9–11</w:t>
+      </w:r>
       <w:r>
         <w:rPr>
           <w:lang w:val="pt_PT" w:bidi="pt_PT"/>
@@ -365,54 +347,36 @@
         </w:rPr>
         <w:t>O livro então descreve uma visão de Jesus (</w:t>
       </w:r>
-      <w:hyperlink r:id="rId16">
-        <w:r>
-          <w:rPr>
-            <w:lang w:val="pt_PT" w:bidi="pt_PT"/>
-          </w:rPr>
-          <w:rPr>
-            <w:color w:val="0000EE"/>
-            <w:u w:val="single"/>
-          </w:rPr>
-          <w:t>1.12–20</w:t>
-        </w:r>
-      </w:hyperlink>
+      <w:r>
+        <w:rPr>
+          <w:lang w:val="pt_PT" w:bidi="pt_PT"/>
+        </w:rPr>
+        <w:t>1.12–20</w:t>
+      </w:r>
       <w:r>
         <w:rPr>
           <w:lang w:val="pt_PT" w:bidi="pt_PT"/>
         </w:rPr>
         <w:t>). Em cartas para sete igrejas na província da Ásia, Cristo aborda pessoalmente os crentes e a vida das igrejas (</w:t>
       </w:r>
-      <w:hyperlink r:id="rId17">
-        <w:r>
-          <w:rPr>
-            <w:lang w:val="pt_PT" w:bidi="pt_PT"/>
-          </w:rPr>
-          <w:rPr>
-            <w:color w:val="0000EE"/>
-            <w:u w:val="single"/>
-          </w:rPr>
-          <w:t>caps. 2–3</w:t>
-        </w:r>
-      </w:hyperlink>
+      <w:r>
+        <w:rPr>
+          <w:lang w:val="pt_PT" w:bidi="pt_PT"/>
+        </w:rPr>
+        <w:t>caps. 2–3</w:t>
+      </w:r>
       <w:r>
         <w:rPr>
           <w:lang w:val="pt_PT" w:bidi="pt_PT"/>
         </w:rPr>
         <w:t xml:space="preserve">). Após essas cartas, </w:t>
       </w:r>
-      <w:hyperlink r:id="rId18">
-        <w:r>
-          <w:rPr>
-            <w:lang w:val="pt_PT" w:bidi="pt_PT"/>
-          </w:rPr>
-          <w:rPr>
-            <w:color w:val="0000EE"/>
-            <w:u w:val="single"/>
-          </w:rPr>
-          <w:t>caps. 4–5</w:t>
-        </w:r>
-      </w:hyperlink>
+      <w:r>
+        <w:rPr>
+          <w:lang w:val="pt_PT" w:bidi="pt_PT"/>
+        </w:rPr>
+        <w:t>caps. 4–5</w:t>
+      </w:r>
       <w:r>
         <w:rPr>
           <w:lang w:val="pt_PT" w:bidi="pt_PT"/>
@@ -433,54 +397,36 @@
         </w:rPr>
         <w:t>O coração do livro (</w:t>
       </w:r>
-      <w:hyperlink r:id="rId19">
-        <w:r>
-          <w:rPr>
-            <w:lang w:val="pt_PT" w:bidi="pt_PT"/>
-          </w:rPr>
-          <w:rPr>
-            <w:color w:val="0000EE"/>
-            <w:u w:val="single"/>
-          </w:rPr>
-          <w:t>caps. 6–16</w:t>
-        </w:r>
-      </w:hyperlink>
+      <w:r>
+        <w:rPr>
+          <w:lang w:val="pt_PT" w:bidi="pt_PT"/>
+        </w:rPr>
+        <w:t>caps. 6–16</w:t>
+      </w:r>
       <w:r>
         <w:rPr>
           <w:lang w:val="pt_PT" w:bidi="pt_PT"/>
         </w:rPr>
         <w:t>) descreve um drama em três atos de julgamento. No primeiro ato (</w:t>
       </w:r>
-      <w:hyperlink r:id="rId20">
-        <w:r>
-          <w:rPr>
-            <w:lang w:val="pt_PT" w:bidi="pt_PT"/>
-          </w:rPr>
-          <w:rPr>
-            <w:color w:val="0000EE"/>
-            <w:u w:val="single"/>
-          </w:rPr>
-          <w:t>6.1–8.1</w:t>
-        </w:r>
-      </w:hyperlink>
+      <w:r>
+        <w:rPr>
+          <w:lang w:val="pt_PT" w:bidi="pt_PT"/>
+        </w:rPr>
+        <w:t>6.1–8.1</w:t>
+      </w:r>
       <w:r>
         <w:rPr>
           <w:lang w:val="pt_PT" w:bidi="pt_PT"/>
         </w:rPr>
         <w:t>), Cristo abre sete selos que resultam em sete julgamentos. Este ato também contém o primeiro interlúdio (</w:t>
       </w:r>
-      <w:hyperlink r:id="rId21">
-        <w:r>
-          <w:rPr>
-            <w:lang w:val="pt_PT" w:bidi="pt_PT"/>
-          </w:rPr>
-          <w:rPr>
-            <w:color w:val="0000EE"/>
-            <w:u w:val="single"/>
-          </w:rPr>
-          <w:t>cap. 7</w:t>
-        </w:r>
-      </w:hyperlink>
+      <w:r>
+        <w:rPr>
+          <w:lang w:val="pt_PT" w:bidi="pt_PT"/>
+        </w:rPr>
+        <w:t>cap. 7</w:t>
+      </w:r>
       <w:r>
         <w:rPr>
           <w:lang w:val="pt_PT" w:bidi="pt_PT"/>
@@ -501,72 +447,48 @@
         </w:rPr>
         <w:t>O segundo ato retrata sete anjos tocando sete trombetas (</w:t>
       </w:r>
-      <w:hyperlink r:id="rId22">
-        <w:r>
-          <w:rPr>
-            <w:lang w:val="pt_PT" w:bidi="pt_PT"/>
-          </w:rPr>
-          <w:rPr>
-            <w:color w:val="0000EE"/>
-            <w:u w:val="single"/>
-          </w:rPr>
-          <w:t>8.2–11.19</w:t>
-        </w:r>
-      </w:hyperlink>
+      <w:r>
+        <w:rPr>
+          <w:lang w:val="pt_PT" w:bidi="pt_PT"/>
+        </w:rPr>
+        <w:t>8.2–11.19</w:t>
+      </w:r>
       <w:r>
         <w:rPr>
           <w:lang w:val="pt_PT" w:bidi="pt_PT"/>
         </w:rPr>
         <w:t>) em uma segunda visão de julgamento sobre o mundo. A sexta trombeta é seguida por um misterioso segundo interlúdio (</w:t>
       </w:r>
-      <w:hyperlink r:id="rId23">
-        <w:r>
-          <w:rPr>
-            <w:lang w:val="pt_PT" w:bidi="pt_PT"/>
-          </w:rPr>
-          <w:rPr>
-            <w:color w:val="0000EE"/>
-            <w:u w:val="single"/>
-          </w:rPr>
-          <w:t>10.1–10</w:t>
-        </w:r>
-      </w:hyperlink>
+      <w:r>
+        <w:rPr>
+          <w:lang w:val="pt_PT" w:bidi="pt_PT"/>
+        </w:rPr>
+        <w:t>10.1–10</w:t>
+      </w:r>
       <w:r>
         <w:rPr>
           <w:lang w:val="pt_PT" w:bidi="pt_PT"/>
         </w:rPr>
         <w:t>) no qual um anjo, um pequeno rolo e sete trovões secretos oferecem uma abertura para uma imagem agridoce de duas testemunhas que proclamam a mensagem de Deus (</w:t>
       </w:r>
-      <w:hyperlink r:id="rId24">
-        <w:r>
-          <w:rPr>
-            <w:lang w:val="pt_PT" w:bidi="pt_PT"/>
-          </w:rPr>
-          <w:rPr>
-            <w:color w:val="0000EE"/>
-            <w:u w:val="single"/>
-          </w:rPr>
-          <w:t>11.1–14</w:t>
-        </w:r>
-      </w:hyperlink>
+      <w:r>
+        <w:rPr>
+          <w:lang w:val="pt_PT" w:bidi="pt_PT"/>
+        </w:rPr>
+        <w:t>11.1–14</w:t>
+      </w:r>
       <w:r>
         <w:rPr>
           <w:lang w:val="pt_PT" w:bidi="pt_PT"/>
         </w:rPr>
         <w:t>). A trombeta final apresenta o céu, o Reino vindouro de Cristo, o Senhor (</w:t>
       </w:r>
-      <w:hyperlink r:id="rId25">
-        <w:r>
-          <w:rPr>
-            <w:lang w:val="pt_PT" w:bidi="pt_PT"/>
-          </w:rPr>
-          <w:rPr>
-            <w:color w:val="0000EE"/>
-            <w:u w:val="single"/>
-          </w:rPr>
-          <w:t>11.15–19</w:t>
-        </w:r>
-      </w:hyperlink>
+      <w:r>
+        <w:rPr>
+          <w:lang w:val="pt_PT" w:bidi="pt_PT"/>
+        </w:rPr>
+        <w:t>11.15–19</w:t>
+      </w:r>
       <w:r>
         <w:rPr>
           <w:lang w:val="pt_PT" w:bidi="pt_PT"/>
@@ -587,108 +509,72 @@
         </w:rPr>
         <w:t xml:space="preserve">Após o segundo ato, Apocalipse avança para uma série de três grandes sinais e retratos simbólicos. </w:t>
       </w:r>
-      <w:hyperlink r:id="rId26">
-        <w:r>
-          <w:rPr>
-            <w:lang w:val="pt_PT" w:bidi="pt_PT"/>
-          </w:rPr>
-          <w:rPr>
-            <w:color w:val="0000EE"/>
-            <w:u w:val="single"/>
-          </w:rPr>
-          <w:t>Capítulo 12</w:t>
-        </w:r>
-      </w:hyperlink>
+      <w:r>
+        <w:rPr>
+          <w:lang w:val="pt_PT" w:bidi="pt_PT"/>
+        </w:rPr>
+        <w:t>Capítulo 12</w:t>
+      </w:r>
       <w:r>
         <w:rPr>
           <w:lang w:val="pt_PT" w:bidi="pt_PT"/>
         </w:rPr>
         <w:t xml:space="preserve"> retrata a batalha cósmica entre o bem e o mal e o nascimento do libertador prometido, Cristo, que Deus resgata das intenções destrutivas de Satanás (</w:t>
       </w:r>
-      <w:hyperlink r:id="rId27">
-        <w:r>
-          <w:rPr>
-            <w:lang w:val="pt_PT" w:bidi="pt_PT"/>
-          </w:rPr>
-          <w:rPr>
-            <w:color w:val="0000EE"/>
-            <w:u w:val="single"/>
-          </w:rPr>
-          <w:t>12.1–10</w:t>
-        </w:r>
-      </w:hyperlink>
+      <w:r>
+        <w:rPr>
+          <w:lang w:val="pt_PT" w:bidi="pt_PT"/>
+        </w:rPr>
+        <w:t>12.1–10</w:t>
+      </w:r>
       <w:r>
         <w:rPr>
           <w:lang w:val="pt_PT" w:bidi="pt_PT"/>
         </w:rPr>
         <w:t>). Embora derrotado, Satanás — retratado como um dragão — continua a causar estragos entre o povo de Deus (</w:t>
       </w:r>
-      <w:hyperlink r:id="rId28">
-        <w:r>
-          <w:rPr>
-            <w:lang w:val="pt_PT" w:bidi="pt_PT"/>
-          </w:rPr>
-          <w:rPr>
-            <w:color w:val="0000EE"/>
-            <w:u w:val="single"/>
-          </w:rPr>
-          <w:t>12.11–17</w:t>
-        </w:r>
-      </w:hyperlink>
+      <w:r>
+        <w:rPr>
+          <w:lang w:val="pt_PT" w:bidi="pt_PT"/>
+        </w:rPr>
+        <w:t>12.11–17</w:t>
+      </w:r>
       <w:r>
         <w:rPr>
           <w:lang w:val="pt_PT" w:bidi="pt_PT"/>
         </w:rPr>
         <w:t>). O livro então apresenta outras duas bestas, que juntas com o dragão formam uma falsa “trindade maligna” no mundo (</w:t>
       </w:r>
-      <w:hyperlink r:id="rId29">
-        <w:r>
-          <w:rPr>
-            <w:lang w:val="pt_PT" w:bidi="pt_PT"/>
-          </w:rPr>
-          <w:rPr>
-            <w:color w:val="0000EE"/>
-            <w:u w:val="single"/>
-          </w:rPr>
-          <w:t>cap. 13</w:t>
-        </w:r>
-      </w:hyperlink>
+      <w:r>
+        <w:rPr>
+          <w:lang w:val="pt_PT" w:bidi="pt_PT"/>
+        </w:rPr>
+        <w:t>cap. 13</w:t>
+      </w:r>
       <w:r>
         <w:rPr>
           <w:lang w:val="pt_PT" w:bidi="pt_PT"/>
         </w:rPr>
         <w:t>). Essas forças malignas contrastam fortemente com o Cordeiro de Deus e seus servos fiéis em pé no Monte Sião, o lugar da redenção e governo de Deus (</w:t>
       </w:r>
-      <w:hyperlink r:id="rId30">
-        <w:r>
-          <w:rPr>
-            <w:lang w:val="pt_PT" w:bidi="pt_PT"/>
-          </w:rPr>
-          <w:rPr>
-            <w:color w:val="0000EE"/>
-            <w:u w:val="single"/>
-          </w:rPr>
-          <w:t>14.1–5</w:t>
-        </w:r>
-      </w:hyperlink>
+      <w:r>
+        <w:rPr>
+          <w:lang w:val="pt_PT" w:bidi="pt_PT"/>
+        </w:rPr>
+        <w:t>14.1–5</w:t>
+      </w:r>
       <w:r>
         <w:rPr>
           <w:lang w:val="pt_PT" w:bidi="pt_PT"/>
         </w:rPr>
         <w:t>). Três anjos entregam a mensagem de Deus sobre o julgamento vindouro e a destruição das forças malignas (</w:t>
       </w:r>
-      <w:hyperlink r:id="rId31">
-        <w:r>
-          <w:rPr>
-            <w:lang w:val="pt_PT" w:bidi="pt_PT"/>
-          </w:rPr>
-          <w:rPr>
-            <w:color w:val="0000EE"/>
-            <w:u w:val="single"/>
-          </w:rPr>
-          <w:t>14.6–20</w:t>
-        </w:r>
-      </w:hyperlink>
+      <w:r>
+        <w:rPr>
+          <w:lang w:val="pt_PT" w:bidi="pt_PT"/>
+        </w:rPr>
+        <w:t>14.6–20</w:t>
+      </w:r>
       <w:r>
         <w:rPr>
           <w:lang w:val="pt_PT" w:bidi="pt_PT"/>
@@ -709,36 +595,24 @@
         </w:rPr>
         <w:t>O terceiro e último ato de julgamento envolve sete pragas (</w:t>
       </w:r>
-      <w:hyperlink r:id="rId32">
-        <w:r>
-          <w:rPr>
-            <w:lang w:val="pt_PT" w:bidi="pt_PT"/>
-          </w:rPr>
-          <w:rPr>
-            <w:color w:val="0000EE"/>
-            <w:u w:val="single"/>
-          </w:rPr>
-          <w:t>cap. 16</w:t>
-        </w:r>
-      </w:hyperlink>
+      <w:r>
+        <w:rPr>
+          <w:lang w:val="pt_PT" w:bidi="pt_PT"/>
+        </w:rPr>
+        <w:t>cap. 16</w:t>
+      </w:r>
       <w:r>
         <w:rPr>
           <w:lang w:val="pt_PT" w:bidi="pt_PT"/>
         </w:rPr>
         <w:t>), que João introduz com uma canção conjunta de Moisés e do Cordeiro (</w:t>
       </w:r>
-      <w:hyperlink r:id="rId33">
-        <w:r>
-          <w:rPr>
-            <w:lang w:val="pt_PT" w:bidi="pt_PT"/>
-          </w:rPr>
-          <w:rPr>
-            <w:color w:val="0000EE"/>
-            <w:u w:val="single"/>
-          </w:rPr>
-          <w:t>cap. 15</w:t>
-        </w:r>
-      </w:hyperlink>
+      <w:r>
+        <w:rPr>
+          <w:lang w:val="pt_PT" w:bidi="pt_PT"/>
+        </w:rPr>
+        <w:t>cap. 15</w:t>
+      </w:r>
       <w:r>
         <w:rPr>
           <w:lang w:val="pt_PT" w:bidi="pt_PT"/>
@@ -759,162 +633,108 @@
         </w:rPr>
         <w:t xml:space="preserve">Após as pragas, João narra o fim da grande prostituta, Babilônia (ou Roma, </w:t>
       </w:r>
-      <w:hyperlink r:id="rId34">
-        <w:r>
-          <w:rPr>
-            <w:lang w:val="pt_PT" w:bidi="pt_PT"/>
-          </w:rPr>
-          <w:rPr>
-            <w:color w:val="0000EE"/>
-            <w:u w:val="single"/>
-          </w:rPr>
-          <w:t>cap. 17</w:t>
-        </w:r>
-      </w:hyperlink>
+      <w:r>
+        <w:rPr>
+          <w:lang w:val="pt_PT" w:bidi="pt_PT"/>
+        </w:rPr>
+        <w:t>cap. 17</w:t>
+      </w:r>
       <w:r>
         <w:rPr>
           <w:lang w:val="pt_PT" w:bidi="pt_PT"/>
         </w:rPr>
         <w:t>). Enquanto o mundo lamenta a perda dessa suposta fonte de segurança (</w:t>
       </w:r>
-      <w:hyperlink r:id="rId35">
-        <w:r>
-          <w:rPr>
-            <w:lang w:val="pt_PT" w:bidi="pt_PT"/>
-          </w:rPr>
-          <w:rPr>
-            <w:color w:val="0000EE"/>
-            <w:u w:val="single"/>
-          </w:rPr>
-          <w:t>18.1–19</w:t>
-        </w:r>
-      </w:hyperlink>
+      <w:r>
+        <w:rPr>
+          <w:lang w:val="pt_PT" w:bidi="pt_PT"/>
+        </w:rPr>
+        <w:t>18.1–19</w:t>
+      </w:r>
       <w:r>
         <w:rPr>
           <w:lang w:val="pt_PT" w:bidi="pt_PT"/>
         </w:rPr>
         <w:t>), o céu, os apóstolos e os profetas se alegram com sua destruição (</w:t>
       </w:r>
-      <w:hyperlink r:id="rId36">
-        <w:r>
-          <w:rPr>
-            <w:lang w:val="pt_PT" w:bidi="pt_PT"/>
-          </w:rPr>
-          <w:rPr>
-            <w:color w:val="0000EE"/>
-            <w:u w:val="single"/>
-          </w:rPr>
-          <w:t>18.20–24</w:t>
-        </w:r>
-      </w:hyperlink>
+      <w:r>
+        <w:rPr>
+          <w:lang w:val="pt_PT" w:bidi="pt_PT"/>
+        </w:rPr>
+        <w:t>18.20–24</w:t>
+      </w:r>
       <w:r>
         <w:rPr>
           <w:lang w:val="pt_PT" w:bidi="pt_PT"/>
         </w:rPr>
         <w:t>) com cânticos de vitória de Deus (</w:t>
       </w:r>
-      <w:hyperlink r:id="rId37">
-        <w:r>
-          <w:rPr>
-            <w:lang w:val="pt_PT" w:bidi="pt_PT"/>
-          </w:rPr>
-          <w:rPr>
-            <w:color w:val="0000EE"/>
-            <w:u w:val="single"/>
-          </w:rPr>
-          <w:t>19.1–10</w:t>
-        </w:r>
-      </w:hyperlink>
+      <w:r>
+        <w:rPr>
+          <w:lang w:val="pt_PT" w:bidi="pt_PT"/>
+        </w:rPr>
+        <w:t>19.1–10</w:t>
+      </w:r>
       <w:r>
         <w:rPr>
           <w:lang w:val="pt_PT" w:bidi="pt_PT"/>
         </w:rPr>
         <w:t>). Os inimigos de Deus não têm chance de sucesso contra o Senhor dos Senhores. As bestas (as estruturas de poder do mundo) e todos que as seguem encontram seu justo fim no lago de fogo quando Jesus destrói seus inimigos na batalha do Armagedom (</w:t>
       </w:r>
-      <w:hyperlink r:id="rId38">
-        <w:r>
-          <w:rPr>
-            <w:lang w:val="pt_PT" w:bidi="pt_PT"/>
-          </w:rPr>
-          <w:rPr>
-            <w:color w:val="0000EE"/>
-            <w:u w:val="single"/>
-          </w:rPr>
-          <w:t>19.11–21</w:t>
-        </w:r>
-      </w:hyperlink>
+      <w:r>
+        <w:rPr>
+          <w:lang w:val="pt_PT" w:bidi="pt_PT"/>
+        </w:rPr>
+        <w:t>19.11–21</w:t>
+      </w:r>
       <w:r>
         <w:rPr>
           <w:lang w:val="pt_PT" w:bidi="pt_PT"/>
         </w:rPr>
         <w:t>). Enquanto o diabo está aprisionado (</w:t>
       </w:r>
-      <w:hyperlink r:id="rId39">
-        <w:r>
-          <w:rPr>
-            <w:lang w:val="pt_PT" w:bidi="pt_PT"/>
-          </w:rPr>
-          <w:rPr>
-            <w:color w:val="0000EE"/>
-            <w:u w:val="single"/>
-          </w:rPr>
-          <w:t>20.1–3</w:t>
-        </w:r>
-      </w:hyperlink>
+      <w:r>
+        <w:rPr>
+          <w:lang w:val="pt_PT" w:bidi="pt_PT"/>
+        </w:rPr>
+        <w:t>20.1–3</w:t>
+      </w:r>
       <w:r>
         <w:rPr>
           <w:lang w:val="pt_PT" w:bidi="pt_PT"/>
         </w:rPr>
         <w:t>), os santos de Deus desfrutam de um alívio enquanto reinam com Cristo na terra (</w:t>
       </w:r>
-      <w:hyperlink r:id="rId40">
-        <w:r>
-          <w:rPr>
-            <w:lang w:val="pt_PT" w:bidi="pt_PT"/>
-          </w:rPr>
-          <w:rPr>
-            <w:color w:val="0000EE"/>
-            <w:u w:val="single"/>
-          </w:rPr>
-          <w:t>20.4–6</w:t>
-        </w:r>
-      </w:hyperlink>
+      <w:r>
+        <w:rPr>
+          <w:lang w:val="pt_PT" w:bidi="pt_PT"/>
+        </w:rPr>
+        <w:t>20.4–6</w:t>
+      </w:r>
       <w:r>
         <w:rPr>
           <w:lang w:val="pt_PT" w:bidi="pt_PT"/>
         </w:rPr>
         <w:t>). Apesar da tentativa total de Satanás de derrotar Deus na batalha, ele também é lançado no lago de fogo (</w:t>
       </w:r>
-      <w:hyperlink r:id="rId41">
-        <w:r>
-          <w:rPr>
-            <w:lang w:val="pt_PT" w:bidi="pt_PT"/>
-          </w:rPr>
-          <w:rPr>
-            <w:color w:val="0000EE"/>
-            <w:u w:val="single"/>
-          </w:rPr>
-          <w:t>20.7–10</w:t>
-        </w:r>
-      </w:hyperlink>
+      <w:r>
+        <w:rPr>
+          <w:lang w:val="pt_PT" w:bidi="pt_PT"/>
+        </w:rPr>
+        <w:t>20.7–10</w:t>
+      </w:r>
       <w:r>
         <w:rPr>
           <w:lang w:val="pt_PT" w:bidi="pt_PT"/>
         </w:rPr>
         <w:t>). Todos que seguem o dragão são julgados diante do trono de Deus, e a morte — o maior inimigo da humanidade — é aniquilada (</w:t>
       </w:r>
-      <w:hyperlink r:id="rId42">
-        <w:r>
-          <w:rPr>
-            <w:lang w:val="pt_PT" w:bidi="pt_PT"/>
-          </w:rPr>
-          <w:rPr>
-            <w:color w:val="0000EE"/>
-            <w:u w:val="single"/>
-          </w:rPr>
-          <w:t>20.11–15</w:t>
-        </w:r>
-      </w:hyperlink>
+      <w:r>
+        <w:rPr>
+          <w:lang w:val="pt_PT" w:bidi="pt_PT"/>
+        </w:rPr>
+        <w:t>20.11–15</w:t>
+      </w:r>
       <w:r>
         <w:rPr>
           <w:lang w:val="pt_PT" w:bidi="pt_PT"/>
@@ -935,54 +755,36 @@
         </w:rPr>
         <w:t>Finalmente, João pinta uma imagem maravilhosa do céu, ampliando a imaginação humana com design, tamanho e imagens simbólicas (</w:t>
       </w:r>
-      <w:hyperlink r:id="rId43">
-        <w:r>
-          <w:rPr>
-            <w:lang w:val="pt_PT" w:bidi="pt_PT"/>
-          </w:rPr>
-          <w:rPr>
-            <w:color w:val="0000EE"/>
-            <w:u w:val="single"/>
-          </w:rPr>
-          <w:t>caps. 21–22</w:t>
-        </w:r>
-      </w:hyperlink>
+      <w:r>
+        <w:rPr>
+          <w:lang w:val="pt_PT" w:bidi="pt_PT"/>
+        </w:rPr>
+        <w:t>caps. 21–22</w:t>
+      </w:r>
       <w:r>
         <w:rPr>
           <w:lang w:val="pt_PT" w:bidi="pt_PT"/>
         </w:rPr>
         <w:t>). Essas cenas, com sua visão de esperança, proporcionam uma conclusão adequada para Apocalipse e para toda a Bíblia. O Espírito e a igreja convidam todos os leitores a virem e receberem a promessa eterna de Deus (</w:t>
       </w:r>
-      <w:hyperlink r:id="rId44">
-        <w:r>
-          <w:rPr>
-            <w:lang w:val="pt_PT" w:bidi="pt_PT"/>
-          </w:rPr>
-          <w:rPr>
-            <w:color w:val="0000EE"/>
-            <w:u w:val="single"/>
-          </w:rPr>
-          <w:t>22.17</w:t>
-        </w:r>
-      </w:hyperlink>
+      <w:r>
+        <w:rPr>
+          <w:lang w:val="pt_PT" w:bidi="pt_PT"/>
+        </w:rPr>
+        <w:t>22.17</w:t>
+      </w:r>
       <w:r>
         <w:rPr>
           <w:lang w:val="pt_PT" w:bidi="pt_PT"/>
         </w:rPr>
         <w:t>). O livro se encerra com a oração contínua daqueles que seguem Cristo: “Vem, Senhor Jesus!” (</w:t>
       </w:r>
-      <w:hyperlink r:id="rId45">
-        <w:r>
-          <w:rPr>
-            <w:lang w:val="pt_PT" w:bidi="pt_PT"/>
-          </w:rPr>
-          <w:rPr>
-            <w:color w:val="0000EE"/>
-            <w:u w:val="single"/>
-          </w:rPr>
-          <w:t>22.20</w:t>
-        </w:r>
-      </w:hyperlink>
+      <w:r>
+        <w:rPr>
+          <w:lang w:val="pt_PT" w:bidi="pt_PT"/>
+        </w:rPr>
+        <w:t>22.20</w:t>
+      </w:r>
       <w:r>
         <w:rPr>
           <w:lang w:val="pt_PT" w:bidi="pt_PT"/>
@@ -1014,18 +816,12 @@
         </w:rPr>
         <w:t xml:space="preserve">O livro de Apocalipse é uma obra empolgante que tem intrigado muitos leitores, talvez por sua natureza como profecia e estilo apocaliptico. João Calvino, o reformador suíço, escreveu comentários sobre todos os livros da Bíblia, exceto Apocalipse, o que indica que ele não estava confiante de que entendia completamente o livro. Martinho Lutero não achava que Apocalipse ensinava o suficiente sobre a justificação pela fé; portanto, ele atribuiu a Apocalipse um status sub-canônico, não o vendo como autoritativo para doutrina, mas apenas para a vida cristã. À luz das dificuldades interpretativas, muitos professores cristãos seguem o exemplo, evitando o livro de Apocalipse completamente, ou falam apenas sobre as cartas às igrejas (caps. </w:t>
       </w:r>
-      <w:hyperlink r:id="rId17">
-        <w:r>
-          <w:rPr>
-            <w:lang w:val="pt_PT" w:bidi="pt_PT"/>
-          </w:rPr>
-          <w:rPr>
-            <w:color w:val="0000EE"/>
-            <w:u w:val="single"/>
-          </w:rPr>
-          <w:t>2–3</w:t>
-        </w:r>
-      </w:hyperlink>
+      <w:r>
+        <w:rPr>
+          <w:lang w:val="pt_PT" w:bidi="pt_PT"/>
+        </w:rPr>
+        <w:t>2–3</w:t>
+      </w:r>
       <w:r>
         <w:rPr>
           <w:lang w:val="pt_PT" w:bidi="pt_PT"/>
@@ -1071,36 +867,24 @@
         </w:rPr>
         <w:t xml:space="preserve">A Bíblia inteira é inspirada por Deus (veja </w:t>
       </w:r>
-      <w:hyperlink r:id="rId46">
-        <w:r>
-          <w:rPr>
-            <w:lang w:val="pt_PT" w:bidi="pt_PT"/>
-          </w:rPr>
-          <w:rPr>
-            <w:color w:val="0000EE"/>
-            <w:u w:val="single"/>
-          </w:rPr>
-          <w:t>2Tm 3.15–17</w:t>
-        </w:r>
-      </w:hyperlink>
+      <w:r>
+        <w:rPr>
+          <w:lang w:val="pt_PT" w:bidi="pt_PT"/>
+        </w:rPr>
+        <w:t>2Tm 3.15–17</w:t>
+      </w:r>
       <w:r>
         <w:rPr>
           <w:lang w:val="pt_PT" w:bidi="pt_PT"/>
         </w:rPr>
         <w:t xml:space="preserve">; </w:t>
       </w:r>
-      <w:hyperlink r:id="rId47">
-        <w:r>
-          <w:rPr>
-            <w:lang w:val="pt_PT" w:bidi="pt_PT"/>
-          </w:rPr>
-          <w:rPr>
-            <w:color w:val="0000EE"/>
-            <w:u w:val="single"/>
-          </w:rPr>
-          <w:t>2Pe 1.20–21</w:t>
-        </w:r>
-      </w:hyperlink>
+      <w:r>
+        <w:rPr>
+          <w:lang w:val="pt_PT" w:bidi="pt_PT"/>
+        </w:rPr>
+        <w:t>2Pe 1.20–21</w:t>
+      </w:r>
       <w:r>
         <w:rPr>
           <w:lang w:val="pt_PT" w:bidi="pt_PT"/>
@@ -1160,72 +944,48 @@
         </w:rPr>
         <w:t>Devido à sua natureza, ler Apocalipse requer imaginação. É como entrar no reino dos sonhos com Deus e descobrir que eles contêm uma mensagem maravilhosa dele. Em vez de tentar encaixar todas as cenas de Apocalipse em um sistema lógico, os leitores se beneficiarão ao pensar em imagens. Por exemplo, quando João diz que “toda a erva verde foi queimada” (</w:t>
       </w:r>
-      <w:hyperlink r:id="rId48">
-        <w:r>
-          <w:rPr>
-            <w:lang w:val="pt_PT" w:bidi="pt_PT"/>
-          </w:rPr>
-          <w:rPr>
-            <w:color w:val="0000EE"/>
-            <w:u w:val="single"/>
-          </w:rPr>
-          <w:t>8.7</w:t>
-        </w:r>
-      </w:hyperlink>
+      <w:r>
+        <w:rPr>
+          <w:lang w:val="pt_PT" w:bidi="pt_PT"/>
+        </w:rPr>
+        <w:t>8.7</w:t>
+      </w:r>
       <w:r>
         <w:rPr>
           <w:lang w:val="pt_PT" w:bidi="pt_PT"/>
         </w:rPr>
         <w:t>) e depois diz que os gafanhotos são instruídos a não “danificar a erva” (</w:t>
       </w:r>
-      <w:hyperlink r:id="rId49">
-        <w:r>
-          <w:rPr>
-            <w:lang w:val="pt_PT" w:bidi="pt_PT"/>
-          </w:rPr>
-          <w:rPr>
-            <w:color w:val="0000EE"/>
-            <w:u w:val="single"/>
-          </w:rPr>
-          <w:t>9.4</w:t>
-        </w:r>
-      </w:hyperlink>
+      <w:r>
+        <w:rPr>
+          <w:lang w:val="pt_PT" w:bidi="pt_PT"/>
+        </w:rPr>
+        <w:t>9.4</w:t>
+      </w:r>
       <w:r>
         <w:rPr>
           <w:lang w:val="pt_PT" w:bidi="pt_PT"/>
         </w:rPr>
         <w:t>), tais afirmações parecem contraditórias. A incongruência é resolvida, no entanto, quando percebemos que João está descrevendo o que viu em duas visões diferentes e que as duas visões não têm a intenção de narrar uma sequência de eventos — elas têm a intenção de retratar a mensagem de Deus em imagens. Da mesma forma, lemos na visão do céu que “o Templo de Deus foi aberto” (</w:t>
       </w:r>
-      <w:hyperlink r:id="rId50">
-        <w:r>
-          <w:rPr>
-            <w:lang w:val="pt_PT" w:bidi="pt_PT"/>
-          </w:rPr>
-          <w:rPr>
-            <w:color w:val="0000EE"/>
-            <w:u w:val="single"/>
-          </w:rPr>
-          <w:t>11.19</w:t>
-        </w:r>
-      </w:hyperlink>
+      <w:r>
+        <w:rPr>
+          <w:lang w:val="pt_PT" w:bidi="pt_PT"/>
+        </w:rPr>
+        <w:t>11.19</w:t>
+      </w:r>
       <w:r>
         <w:rPr>
           <w:lang w:val="pt_PT" w:bidi="pt_PT"/>
         </w:rPr>
         <w:t>), mas depois não encontramos “nenhum templo” lá (</w:t>
       </w:r>
-      <w:hyperlink r:id="rId51">
-        <w:r>
-          <w:rPr>
-            <w:lang w:val="pt_PT" w:bidi="pt_PT"/>
-          </w:rPr>
-          <w:rPr>
-            <w:color w:val="0000EE"/>
-            <w:u w:val="single"/>
-          </w:rPr>
-          <w:t>21.22</w:t>
-        </w:r>
-      </w:hyperlink>
+      <w:r>
+        <w:rPr>
+          <w:lang w:val="pt_PT" w:bidi="pt_PT"/>
+        </w:rPr>
+        <w:t>21.22</w:t>
+      </w:r>
       <w:r>
         <w:rPr>
           <w:lang w:val="pt_PT" w:bidi="pt_PT"/>
@@ -1257,18 +1017,12 @@
         </w:rPr>
         <w:t>Através de imagens e visões, João transporta magnificamente nossas mentes para o reino da imaginação. João não estava sozinho ao escrever dessa maneira — ele utilizou um tipo familiar de literatura para transmitir sua mensagem. Essas obras imaginativas são chamadas de “apocalíptica” (do grego “descobrir”) porque afirmam revelar uma nova visão da realidade. Tais obras eram frequentemente escritas durante tempos de grande estresse e perseguição como forma de encorajamento. Escritos apocalípticos frequentemente usavam nomes simbólicos, números e descrições como um “código” para que leitores externos (particularmente inimigos) que não possuíam a chave do código não entendessem as implicações da mensagem. O trabalho pareceria para eles como conversa dupla ou sem sentido. No Apocalipse, por exemplo, Babilônia é usada como um código para Roma (</w:t>
       </w:r>
-      <w:hyperlink r:id="rId52">
-        <w:r>
-          <w:rPr>
-            <w:lang w:val="pt_PT" w:bidi="pt_PT"/>
-          </w:rPr>
-          <w:rPr>
-            <w:color w:val="0000EE"/>
-            <w:u w:val="single"/>
-          </w:rPr>
-          <w:t>17.5–9</w:t>
-        </w:r>
-      </w:hyperlink>
+      <w:r>
+        <w:rPr>
+          <w:lang w:val="pt_PT" w:bidi="pt_PT"/>
+        </w:rPr>
+        <w:t>17.5–9</w:t>
+      </w:r>
       <w:r>
         <w:rPr>
           <w:lang w:val="pt_PT" w:bidi="pt_PT"/>
@@ -1327,36 +1081,24 @@
         </w:rPr>
         <w:t>Como vidente ou visionário, João também se refere ao seu trabalho como uma “profecia” (</w:t>
       </w:r>
-      <w:hyperlink r:id="rId53">
-        <w:r>
-          <w:rPr>
-            <w:lang w:val="pt_PT" w:bidi="pt_PT"/>
-          </w:rPr>
-          <w:rPr>
-            <w:color w:val="0000EE"/>
-            <w:u w:val="single"/>
-          </w:rPr>
-          <w:t>1.3</w:t>
-        </w:r>
-      </w:hyperlink>
+      <w:r>
+        <w:rPr>
+          <w:lang w:val="pt_PT" w:bidi="pt_PT"/>
+        </w:rPr>
+        <w:t>1.3</w:t>
+      </w:r>
       <w:r>
         <w:rPr>
           <w:lang w:val="pt_PT" w:bidi="pt_PT"/>
         </w:rPr>
         <w:t xml:space="preserve">; </w:t>
       </w:r>
-      <w:hyperlink r:id="rId54">
-        <w:r>
-          <w:rPr>
-            <w:lang w:val="pt_PT" w:bidi="pt_PT"/>
-          </w:rPr>
-          <w:rPr>
-            <w:color w:val="0000EE"/>
-            <w:u w:val="single"/>
-          </w:rPr>
-          <w:t>22.7</w:t>
-        </w:r>
-      </w:hyperlink>
+      <w:r>
+        <w:rPr>
+          <w:lang w:val="pt_PT" w:bidi="pt_PT"/>
+        </w:rPr>
+        <w:t>22.7</w:t>
+      </w:r>
       <w:r>
         <w:rPr>
           <w:lang w:val="pt_PT" w:bidi="pt_PT"/>
@@ -1415,180 +1157,120 @@
         </w:rPr>
         <w:t xml:space="preserve">Em contraste, os livros coletados no Novo Testamento foram escritos sob os próprios nomes dos autores (veja </w:t>
       </w:r>
-      <w:hyperlink r:id="rId55">
-        <w:r>
-          <w:rPr>
-            <w:lang w:val="pt_PT" w:bidi="pt_PT"/>
-          </w:rPr>
-          <w:rPr>
-            <w:color w:val="0000EE"/>
-            <w:u w:val="single"/>
-          </w:rPr>
-          <w:t>Rm 1.1</w:t>
-        </w:r>
-      </w:hyperlink>
+      <w:r>
+        <w:rPr>
+          <w:lang w:val="pt_PT" w:bidi="pt_PT"/>
+        </w:rPr>
+        <w:t>Rm 1.1</w:t>
+      </w:r>
       <w:r>
         <w:rPr>
           <w:lang w:val="pt_PT" w:bidi="pt_PT"/>
         </w:rPr>
         <w:t xml:space="preserve">; </w:t>
       </w:r>
-      <w:hyperlink r:id="rId56">
-        <w:r>
-          <w:rPr>
-            <w:lang w:val="pt_PT" w:bidi="pt_PT"/>
-          </w:rPr>
-          <w:rPr>
-            <w:color w:val="0000EE"/>
-            <w:u w:val="single"/>
-          </w:rPr>
-          <w:t>2Ts 3.17</w:t>
-        </w:r>
-      </w:hyperlink>
+      <w:r>
+        <w:rPr>
+          <w:lang w:val="pt_PT" w:bidi="pt_PT"/>
+        </w:rPr>
+        <w:t>2Ts 3.17</w:t>
+      </w:r>
       <w:r>
         <w:rPr>
           <w:lang w:val="pt_PT" w:bidi="pt_PT"/>
         </w:rPr>
         <w:t>) ou eram legitimamente apostólicos, mesmo que não reivindiquem um autor pelo nome (por exemplo, Mateus, Hebreus). O autor de Apocalipse se identifica simplesmente como João (</w:t>
       </w:r>
-      <w:hyperlink r:id="rId57">
-        <w:r>
-          <w:rPr>
-            <w:lang w:val="pt_PT" w:bidi="pt_PT"/>
-          </w:rPr>
-          <w:rPr>
-            <w:color w:val="0000EE"/>
-            <w:u w:val="single"/>
-          </w:rPr>
-          <w:t>1.1</w:t>
-        </w:r>
-      </w:hyperlink>
+      <w:r>
+        <w:rPr>
+          <w:lang w:val="pt_PT" w:bidi="pt_PT"/>
+        </w:rPr>
+        <w:t>1.1</w:t>
+      </w:r>
       <w:r>
         <w:rPr>
           <w:lang w:val="pt_PT" w:bidi="pt_PT"/>
         </w:rPr>
         <w:t>,</w:t>
       </w:r>
-      <w:hyperlink r:id="rId58">
-        <w:r>
-          <w:rPr>
-            <w:lang w:val="pt_PT" w:bidi="pt_PT"/>
-          </w:rPr>
-          <w:rPr>
-            <w:color w:val="0000EE"/>
-            <w:u w:val="single"/>
-          </w:rPr>
-          <w:t>4</w:t>
-        </w:r>
-      </w:hyperlink>
+      <w:r>
+        <w:rPr>
+          <w:lang w:val="pt_PT" w:bidi="pt_PT"/>
+        </w:rPr>
+        <w:t>4</w:t>
+      </w:r>
       <w:r>
         <w:rPr>
           <w:lang w:val="pt_PT" w:bidi="pt_PT"/>
         </w:rPr>
         <w:t>,</w:t>
       </w:r>
-      <w:hyperlink r:id="rId59">
-        <w:r>
-          <w:rPr>
-            <w:lang w:val="pt_PT" w:bidi="pt_PT"/>
-          </w:rPr>
-          <w:rPr>
-            <w:color w:val="0000EE"/>
-            <w:u w:val="single"/>
-          </w:rPr>
-          <w:t>9</w:t>
-        </w:r>
-      </w:hyperlink>
+      <w:r>
+        <w:rPr>
+          <w:lang w:val="pt_PT" w:bidi="pt_PT"/>
+        </w:rPr>
+        <w:t>9</w:t>
+      </w:r>
       <w:r>
         <w:rPr>
           <w:lang w:val="pt_PT" w:bidi="pt_PT"/>
         </w:rPr>
         <w:t>). Na igreja primitiva, este João era geralmente identificado como o apóstolo João, que se refere a si mesmo no Evangelho que leva seu nome como “o discípulo que Jesus amava” (</w:t>
       </w:r>
-      <w:hyperlink r:id="rId60">
-        <w:r>
-          <w:rPr>
-            <w:lang w:val="pt_PT" w:bidi="pt_PT"/>
-          </w:rPr>
-          <w:rPr>
-            <w:color w:val="0000EE"/>
-            <w:u w:val="single"/>
-          </w:rPr>
-          <w:t>João 13.23</w:t>
-        </w:r>
-      </w:hyperlink>
+      <w:r>
+        <w:rPr>
+          <w:lang w:val="pt_PT" w:bidi="pt_PT"/>
+        </w:rPr>
+        <w:t>João 13.23</w:t>
+      </w:r>
       <w:r>
         <w:rPr>
           <w:lang w:val="pt_PT" w:bidi="pt_PT"/>
         </w:rPr>
         <w:t xml:space="preserve">; </w:t>
       </w:r>
-      <w:hyperlink r:id="rId61">
-        <w:r>
-          <w:rPr>
-            <w:lang w:val="pt_PT" w:bidi="pt_PT"/>
-          </w:rPr>
-          <w:rPr>
-            <w:color w:val="0000EE"/>
-            <w:u w:val="single"/>
-          </w:rPr>
-          <w:t>19.26</w:t>
-        </w:r>
-      </w:hyperlink>
+      <w:r>
+        <w:rPr>
+          <w:lang w:val="pt_PT" w:bidi="pt_PT"/>
+        </w:rPr>
+        <w:t>19.26</w:t>
+      </w:r>
       <w:r>
         <w:rPr>
           <w:lang w:val="pt_PT" w:bidi="pt_PT"/>
         </w:rPr>
         <w:t xml:space="preserve">; </w:t>
       </w:r>
-      <w:hyperlink r:id="rId62">
-        <w:r>
-          <w:rPr>
-            <w:lang w:val="pt_PT" w:bidi="pt_PT"/>
-          </w:rPr>
-          <w:rPr>
-            <w:color w:val="0000EE"/>
-            <w:u w:val="single"/>
-          </w:rPr>
-          <w:t>20.2</w:t>
-        </w:r>
-      </w:hyperlink>
+      <w:r>
+        <w:rPr>
+          <w:lang w:val="pt_PT" w:bidi="pt_PT"/>
+        </w:rPr>
+        <w:t>20.2</w:t>
+      </w:r>
       <w:r>
         <w:rPr>
           <w:lang w:val="pt_PT" w:bidi="pt_PT"/>
         </w:rPr>
         <w:t xml:space="preserve">; </w:t>
       </w:r>
-      <w:hyperlink r:id="rId63">
-        <w:r>
-          <w:rPr>
-            <w:lang w:val="pt_PT" w:bidi="pt_PT"/>
-          </w:rPr>
-          <w:rPr>
-            <w:color w:val="0000EE"/>
-            <w:u w:val="single"/>
-          </w:rPr>
-          <w:t>21.7</w:t>
-        </w:r>
-      </w:hyperlink>
+      <w:r>
+        <w:rPr>
+          <w:lang w:val="pt_PT" w:bidi="pt_PT"/>
+        </w:rPr>
+        <w:t>21.7</w:t>
+      </w:r>
       <w:r>
         <w:rPr>
           <w:lang w:val="pt_PT" w:bidi="pt_PT"/>
         </w:rPr>
         <w:t>); em suas epístolas, ele se chama de “o ancião” (</w:t>
       </w:r>
-      <w:hyperlink r:id="rId64">
-        <w:r>
-          <w:rPr>
-            <w:lang w:val="pt_PT" w:bidi="pt_PT"/>
-          </w:rPr>
-          <w:rPr>
-            <w:color w:val="0000EE"/>
-            <w:u w:val="single"/>
-          </w:rPr>
-          <w:t>3Jo 1.1</w:t>
-        </w:r>
-      </w:hyperlink>
+      <w:r>
+        <w:rPr>
+          <w:lang w:val="pt_PT" w:bidi="pt_PT"/>
+        </w:rPr>
+        <w:t>3Jo 1.1</w:t>
+      </w:r>
       <w:r>
         <w:rPr>
           <w:lang w:val="pt_PT" w:bidi="pt_PT"/>
@@ -1620,18 +1302,12 @@
         </w:rPr>
         <w:t>João recebeu as visões apresentadas em Apocalipse enquanto era um prisioneiro político e religioso em Patmos, uma ilha rochosa usada como prisão romana na costa oeste da Ásia Menor, perto de Éfeso (</w:t>
       </w:r>
-      <w:hyperlink r:id="rId59">
-        <w:r>
-          <w:rPr>
-            <w:lang w:val="pt_PT" w:bidi="pt_PT"/>
-          </w:rPr>
-          <w:rPr>
-            <w:color w:val="0000EE"/>
-            <w:u w:val="single"/>
-          </w:rPr>
-          <w:t>Ap 1.9</w:t>
-        </w:r>
-      </w:hyperlink>
+      <w:r>
+        <w:rPr>
+          <w:lang w:val="pt_PT" w:bidi="pt_PT"/>
+        </w:rPr>
+        <w:t>Ap 1.9</w:t>
+      </w:r>
       <w:r>
         <w:rPr>
           <w:lang w:val="pt_PT" w:bidi="pt_PT"/>
@@ -1652,18 +1328,12 @@
         </w:rPr>
         <w:t>João provavelmente escreveu Apocalipse durante os anos finais do reinado de Domiciano (94–96 d.C.) ou imediatamente após (96–99 d.C.). Os oito reis (</w:t>
       </w:r>
-      <w:hyperlink r:id="rId65">
-        <w:r>
-          <w:rPr>
-            <w:lang w:val="pt_PT" w:bidi="pt_PT"/>
-          </w:rPr>
-          <w:rPr>
-            <w:color w:val="0000EE"/>
-            <w:u w:val="single"/>
-          </w:rPr>
-          <w:t>17.7–11</w:t>
-        </w:r>
-      </w:hyperlink>
+      <w:r>
+        <w:rPr>
+          <w:lang w:val="pt_PT" w:bidi="pt_PT"/>
+        </w:rPr>
+        <w:t>17.7–11</w:t>
+      </w:r>
       <w:r>
         <w:rPr>
           <w:lang w:val="pt_PT" w:bidi="pt_PT"/>
@@ -1684,90 +1354,60 @@
         </w:rPr>
         <w:t>Durante esses tempos, os cristãos estavam passando por grande angústia e perseguição (</w:t>
       </w:r>
-      <w:hyperlink r:id="rId66">
-        <w:r>
-          <w:rPr>
-            <w:lang w:val="pt_PT" w:bidi="pt_PT"/>
-          </w:rPr>
-          <w:rPr>
-            <w:color w:val="0000EE"/>
-            <w:u w:val="single"/>
-          </w:rPr>
-          <w:t>2.9</w:t>
-        </w:r>
-      </w:hyperlink>
+      <w:r>
+        <w:rPr>
+          <w:lang w:val="pt_PT" w:bidi="pt_PT"/>
+        </w:rPr>
+        <w:t>2.9</w:t>
+      </w:r>
       <w:r>
         <w:rPr>
           <w:lang w:val="pt_PT" w:bidi="pt_PT"/>
         </w:rPr>
         <w:t>,</w:t>
       </w:r>
-      <w:hyperlink r:id="rId67">
-        <w:r>
-          <w:rPr>
-            <w:lang w:val="pt_PT" w:bidi="pt_PT"/>
-          </w:rPr>
-          <w:rPr>
-            <w:color w:val="0000EE"/>
-            <w:u w:val="single"/>
-          </w:rPr>
-          <w:t>13</w:t>
-        </w:r>
-      </w:hyperlink>
+      <w:r>
+        <w:rPr>
+          <w:lang w:val="pt_PT" w:bidi="pt_PT"/>
+        </w:rPr>
+        <w:t>13</w:t>
+      </w:r>
       <w:r>
         <w:rPr>
           <w:lang w:val="pt_PT" w:bidi="pt_PT"/>
         </w:rPr>
         <w:t xml:space="preserve">; </w:t>
       </w:r>
-      <w:hyperlink r:id="rId68">
-        <w:r>
-          <w:rPr>
-            <w:lang w:val="pt_PT" w:bidi="pt_PT"/>
-          </w:rPr>
-          <w:rPr>
-            <w:color w:val="0000EE"/>
-            <w:u w:val="single"/>
-          </w:rPr>
-          <w:t>3.9</w:t>
-        </w:r>
-      </w:hyperlink>
+      <w:r>
+        <w:rPr>
+          <w:lang w:val="pt_PT" w:bidi="pt_PT"/>
+        </w:rPr>
+        <w:t>3.9</w:t>
+      </w:r>
       <w:r>
         <w:rPr>
           <w:lang w:val="pt_PT" w:bidi="pt_PT"/>
         </w:rPr>
         <w:t xml:space="preserve">; </w:t>
       </w:r>
-      <w:hyperlink r:id="rId69">
-        <w:r>
-          <w:rPr>
-            <w:lang w:val="pt_PT" w:bidi="pt_PT"/>
-          </w:rPr>
-          <w:rPr>
-            <w:color w:val="0000EE"/>
-            <w:u w:val="single"/>
-          </w:rPr>
-          <w:t>13.7</w:t>
-        </w:r>
-      </w:hyperlink>
+      <w:r>
+        <w:rPr>
+          <w:lang w:val="pt_PT" w:bidi="pt_PT"/>
+        </w:rPr>
+        <w:t>13.7</w:t>
+      </w:r>
       <w:r>
         <w:rPr>
           <w:lang w:val="pt_PT" w:bidi="pt_PT"/>
         </w:rPr>
         <w:t>). João chamou seus leitores à perseverança e fidelidade (</w:t>
       </w:r>
-      <w:hyperlink r:id="rId70">
-        <w:r>
-          <w:rPr>
-            <w:lang w:val="pt_PT" w:bidi="pt_PT"/>
-          </w:rPr>
-          <w:rPr>
-            <w:color w:val="0000EE"/>
-            <w:u w:val="single"/>
-          </w:rPr>
-          <w:t>13.10</w:t>
-        </w:r>
-      </w:hyperlink>
+      <w:r>
+        <w:rPr>
+          <w:lang w:val="pt_PT" w:bidi="pt_PT"/>
+        </w:rPr>
+        <w:t>13.10</w:t>
+      </w:r>
       <w:r>
         <w:rPr>
           <w:lang w:val="pt_PT" w:bidi="pt_PT"/>
@@ -1799,18 +1439,12 @@
         </w:rPr>
         <w:t xml:space="preserve">Os destinatários de Apocalipse eram as igrejas na província romana da Ásia (a parte ocidental da moderna Turquia). As sete cidades mencionadas em </w:t>
       </w:r>
-      <w:hyperlink r:id="rId71">
-        <w:r>
-          <w:rPr>
-            <w:lang w:val="pt_PT" w:bidi="pt_PT"/>
-          </w:rPr>
-          <w:rPr>
-            <w:color w:val="0000EE"/>
-            <w:u w:val="single"/>
-          </w:rPr>
-          <w:t>caps. 1–3</w:t>
-        </w:r>
-      </w:hyperlink>
+      <w:r>
+        <w:rPr>
+          <w:lang w:val="pt_PT" w:bidi="pt_PT"/>
+        </w:rPr>
+        <w:t>caps. 1–3</w:t>
+      </w:r>
       <w:r>
         <w:rPr>
           <w:lang w:val="pt_PT" w:bidi="pt_PT"/>
@@ -1842,90 +1476,60 @@
         </w:rPr>
         <w:t xml:space="preserve">Apocalipse retrata a natureza crua do mal enquanto enfatiza como Deus está sempre presente e trabalhando para realizar seus propósitos em favor de seu povo. Mesmo o mal só pode fazer o que Deus permite (e.g., </w:t>
       </w:r>
-      <w:hyperlink r:id="rId72">
-        <w:r>
-          <w:rPr>
-            <w:lang w:val="pt_PT" w:bidi="pt_PT"/>
-          </w:rPr>
-          <w:rPr>
-            <w:color w:val="0000EE"/>
-            <w:u w:val="single"/>
-          </w:rPr>
-          <w:t>6.3–4</w:t>
-        </w:r>
-      </w:hyperlink>
+      <w:r>
+        <w:rPr>
+          <w:lang w:val="pt_PT" w:bidi="pt_PT"/>
+        </w:rPr>
+        <w:t>6.3–4</w:t>
+      </w:r>
       <w:r>
         <w:rPr>
           <w:lang w:val="pt_PT" w:bidi="pt_PT"/>
         </w:rPr>
         <w:t xml:space="preserve">, </w:t>
       </w:r>
-      <w:hyperlink r:id="rId73">
-        <w:r>
-          <w:rPr>
-            <w:lang w:val="pt_PT" w:bidi="pt_PT"/>
-          </w:rPr>
-          <w:rPr>
-            <w:color w:val="0000EE"/>
-            <w:u w:val="single"/>
-          </w:rPr>
-          <w:t>7–8</w:t>
-        </w:r>
-      </w:hyperlink>
+      <w:r>
+        <w:rPr>
+          <w:lang w:val="pt_PT" w:bidi="pt_PT"/>
+        </w:rPr>
+        <w:t>7–8</w:t>
+      </w:r>
       <w:r>
         <w:rPr>
           <w:lang w:val="pt_PT" w:bidi="pt_PT"/>
         </w:rPr>
         <w:t xml:space="preserve">; </w:t>
       </w:r>
-      <w:hyperlink r:id="rId74">
-        <w:r>
-          <w:rPr>
-            <w:lang w:val="pt_PT" w:bidi="pt_PT"/>
-          </w:rPr>
-          <w:rPr>
-            <w:color w:val="0000EE"/>
-            <w:u w:val="single"/>
-          </w:rPr>
-          <w:t>13.5–7</w:t>
-        </w:r>
-      </w:hyperlink>
+      <w:r>
+        <w:rPr>
+          <w:lang w:val="pt_PT" w:bidi="pt_PT"/>
+        </w:rPr>
+        <w:t>13.5–7</w:t>
+      </w:r>
       <w:r>
         <w:rPr>
           <w:lang w:val="pt_PT" w:bidi="pt_PT"/>
         </w:rPr>
         <w:t>). Jesus é “o Alfa e o Ômega” (</w:t>
       </w:r>
-      <w:hyperlink r:id="rId75">
-        <w:r>
-          <w:rPr>
-            <w:lang w:val="pt_PT" w:bidi="pt_PT"/>
-          </w:rPr>
-          <w:rPr>
-            <w:color w:val="0000EE"/>
-            <w:u w:val="single"/>
-          </w:rPr>
-          <w:t>1.8</w:t>
-        </w:r>
-      </w:hyperlink>
+      <w:r>
+        <w:rPr>
+          <w:lang w:val="pt_PT" w:bidi="pt_PT"/>
+        </w:rPr>
+        <w:t>1.8</w:t>
+      </w:r>
       <w:r>
         <w:rPr>
           <w:lang w:val="pt_PT" w:bidi="pt_PT"/>
         </w:rPr>
         <w:t>), o Senhor sobre toda a história do começo ao fim. Em última análise, os poderes do mal são inúteis. Satanás já perdeu a guerra (</w:t>
       </w:r>
-      <w:hyperlink r:id="rId76">
-        <w:r>
-          <w:rPr>
-            <w:lang w:val="pt_PT" w:bidi="pt_PT"/>
-          </w:rPr>
-          <w:rPr>
-            <w:color w:val="0000EE"/>
-            <w:u w:val="single"/>
-          </w:rPr>
-          <w:t>12.12</w:t>
-        </w:r>
-      </w:hyperlink>
+      <w:r>
+        <w:rPr>
+          <w:lang w:val="pt_PT" w:bidi="pt_PT"/>
+        </w:rPr>
+        <w:t>12.12</w:t>
+      </w:r>
       <w:r>
         <w:rPr>
           <w:lang w:val="pt_PT" w:bidi="pt_PT"/>
@@ -1946,324 +1550,216 @@
         </w:rPr>
         <w:t>Apocalipse esclarece que o que é feito na terra tem consequências eternas. Os servos sofredores de Deus podem às vezes se perguntar se Jesus é poderoso o suficiente para cumprir o propósito de salvação de Deus (</w:t>
       </w:r>
-      <w:hyperlink r:id="rId77">
-        <w:r>
-          <w:rPr>
-            <w:lang w:val="pt_PT" w:bidi="pt_PT"/>
-          </w:rPr>
-          <w:rPr>
-            <w:color w:val="0000EE"/>
-            <w:u w:val="single"/>
-          </w:rPr>
-          <w:t>6.9–10</w:t>
-        </w:r>
-      </w:hyperlink>
+      <w:r>
+        <w:rPr>
+          <w:lang w:val="pt_PT" w:bidi="pt_PT"/>
+        </w:rPr>
+        <w:t>6.9–10</w:t>
+      </w:r>
       <w:r>
         <w:rPr>
           <w:lang w:val="pt_PT" w:bidi="pt_PT"/>
         </w:rPr>
         <w:t>). Apesar de todo o mal no mundo, no entanto, Apocalipse assegura aos leitores que o Cordeiro de Deus crucificado e ressuscitado é verdadeiramente o poderoso Leão da tribo de Judá (</w:t>
       </w:r>
-      <w:hyperlink r:id="rId78">
-        <w:r>
-          <w:rPr>
-            <w:lang w:val="pt_PT" w:bidi="pt_PT"/>
-          </w:rPr>
-          <w:rPr>
-            <w:color w:val="0000EE"/>
-            <w:u w:val="single"/>
-          </w:rPr>
-          <w:t>5.5–6</w:t>
-        </w:r>
-      </w:hyperlink>
+      <w:r>
+        <w:rPr>
+          <w:lang w:val="pt_PT" w:bidi="pt_PT"/>
+        </w:rPr>
+        <w:t>5.5–6</w:t>
+      </w:r>
       <w:r>
         <w:rPr>
           <w:lang w:val="pt_PT" w:bidi="pt_PT"/>
         </w:rPr>
         <w:t>). Ele é totalmente digno de receber nosso louvor (</w:t>
       </w:r>
-      <w:hyperlink r:id="rId79">
-        <w:r>
-          <w:rPr>
-            <w:lang w:val="pt_PT" w:bidi="pt_PT"/>
-          </w:rPr>
-          <w:rPr>
-            <w:color w:val="0000EE"/>
-            <w:u w:val="single"/>
-          </w:rPr>
-          <w:t>5.12</w:t>
-        </w:r>
-      </w:hyperlink>
+      <w:r>
+        <w:rPr>
+          <w:lang w:val="pt_PT" w:bidi="pt_PT"/>
+        </w:rPr>
+        <w:t>5.12</w:t>
+      </w:r>
       <w:r>
         <w:rPr>
           <w:lang w:val="pt_PT" w:bidi="pt_PT"/>
         </w:rPr>
         <w:t>), pois está unido ao Deus eterno (</w:t>
       </w:r>
-      <w:hyperlink r:id="rId80">
-        <w:r>
-          <w:rPr>
-            <w:lang w:val="pt_PT" w:bidi="pt_PT"/>
-          </w:rPr>
-          <w:rPr>
-            <w:color w:val="0000EE"/>
-            <w:u w:val="single"/>
-          </w:rPr>
-          <w:t>5.13–14</w:t>
-        </w:r>
-      </w:hyperlink>
+      <w:r>
+        <w:rPr>
+          <w:lang w:val="pt_PT" w:bidi="pt_PT"/>
+        </w:rPr>
+        <w:t>5.13–14</w:t>
+      </w:r>
       <w:r>
         <w:rPr>
           <w:lang w:val="pt_PT" w:bidi="pt_PT"/>
         </w:rPr>
         <w:t>). Embora os caminhos do mundo resultem em guerra, violência, desequilíbrio econômico e morte (</w:t>
       </w:r>
-      <w:hyperlink r:id="rId81">
-        <w:r>
-          <w:rPr>
-            <w:lang w:val="pt_PT" w:bidi="pt_PT"/>
-          </w:rPr>
-          <w:rPr>
-            <w:color w:val="0000EE"/>
-            <w:u w:val="single"/>
-          </w:rPr>
-          <w:t>6.1–8</w:t>
-        </w:r>
-      </w:hyperlink>
+      <w:r>
+        <w:rPr>
+          <w:lang w:val="pt_PT" w:bidi="pt_PT"/>
+        </w:rPr>
+        <w:t>6.1–8</w:t>
+      </w:r>
       <w:r>
         <w:rPr>
           <w:lang w:val="pt_PT" w:bidi="pt_PT"/>
         </w:rPr>
         <w:t>), e embora algumas pessoas pareçam lucrar com alianças com o mal (</w:t>
       </w:r>
-      <w:hyperlink r:id="rId82">
-        <w:r>
-          <w:rPr>
-            <w:lang w:val="pt_PT" w:bidi="pt_PT"/>
-          </w:rPr>
-          <w:rPr>
-            <w:color w:val="0000EE"/>
-            <w:u w:val="single"/>
-          </w:rPr>
-          <w:t>13.15–17</w:t>
-        </w:r>
-      </w:hyperlink>
+      <w:r>
+        <w:rPr>
+          <w:lang w:val="pt_PT" w:bidi="pt_PT"/>
+        </w:rPr>
+        <w:t>13.15–17</w:t>
+      </w:r>
       <w:r>
         <w:rPr>
           <w:lang w:val="pt_PT" w:bidi="pt_PT"/>
         </w:rPr>
         <w:t>), essas coisas acabarão por colher angústia e destruição (</w:t>
       </w:r>
-      <w:hyperlink r:id="rId83">
-        <w:r>
-          <w:rPr>
-            <w:lang w:val="pt_PT" w:bidi="pt_PT"/>
-          </w:rPr>
-          <w:rPr>
-            <w:color w:val="0000EE"/>
-            <w:u w:val="single"/>
-          </w:rPr>
-          <w:t>18.9–24</w:t>
-        </w:r>
-      </w:hyperlink>
+      <w:r>
+        <w:rPr>
+          <w:lang w:val="pt_PT" w:bidi="pt_PT"/>
+        </w:rPr>
+        <w:t>18.9–24</w:t>
+      </w:r>
       <w:r>
         <w:rPr>
           <w:lang w:val="pt_PT" w:bidi="pt_PT"/>
         </w:rPr>
         <w:t>). O povo de Deus pode ser perseguido e morrer por sua fé (</w:t>
       </w:r>
-      <w:hyperlink r:id="rId69">
-        <w:r>
-          <w:rPr>
-            <w:lang w:val="pt_PT" w:bidi="pt_PT"/>
-          </w:rPr>
-          <w:rPr>
-            <w:color w:val="0000EE"/>
-            <w:u w:val="single"/>
-          </w:rPr>
-          <w:t>13.7</w:t>
-        </w:r>
-      </w:hyperlink>
+      <w:r>
+        <w:rPr>
+          <w:lang w:val="pt_PT" w:bidi="pt_PT"/>
+        </w:rPr>
+        <w:t>13.7</w:t>
+      </w:r>
       <w:r>
         <w:rPr>
           <w:lang w:val="pt_PT" w:bidi="pt_PT"/>
         </w:rPr>
         <w:t>), mas eles triunfarão com Cristo (</w:t>
       </w:r>
-      <w:hyperlink r:id="rId84">
-        <w:r>
-          <w:rPr>
-            <w:lang w:val="pt_PT" w:bidi="pt_PT"/>
-          </w:rPr>
-          <w:rPr>
-            <w:color w:val="0000EE"/>
-            <w:u w:val="single"/>
-          </w:rPr>
-          <w:t>14.1–3</w:t>
-        </w:r>
-      </w:hyperlink>
+      <w:r>
+        <w:rPr>
+          <w:lang w:val="pt_PT" w:bidi="pt_PT"/>
+        </w:rPr>
+        <w:t>14.1–3</w:t>
+      </w:r>
       <w:r>
         <w:rPr>
           <w:lang w:val="pt_PT" w:bidi="pt_PT"/>
         </w:rPr>
         <w:t>) porque foram marcados com o selo de Deus (</w:t>
       </w:r>
-      <w:hyperlink r:id="rId85">
-        <w:r>
-          <w:rPr>
-            <w:lang w:val="pt_PT" w:bidi="pt_PT"/>
-          </w:rPr>
-          <w:rPr>
-            <w:color w:val="0000EE"/>
-            <w:u w:val="single"/>
-          </w:rPr>
-          <w:t>7.4</w:t>
-        </w:r>
-      </w:hyperlink>
+      <w:r>
+        <w:rPr>
+          <w:lang w:val="pt_PT" w:bidi="pt_PT"/>
+        </w:rPr>
+        <w:t>7.4</w:t>
+      </w:r>
       <w:r>
         <w:rPr>
           <w:lang w:val="pt_PT" w:bidi="pt_PT"/>
         </w:rPr>
         <w:t>) e receberam a veste branca da vitória (</w:t>
       </w:r>
-      <w:hyperlink r:id="rId86">
-        <w:r>
-          <w:rPr>
-            <w:lang w:val="pt_PT" w:bidi="pt_PT"/>
-          </w:rPr>
-          <w:rPr>
-            <w:color w:val="0000EE"/>
-            <w:u w:val="single"/>
-          </w:rPr>
-          <w:t>6.11</w:t>
-        </w:r>
-      </w:hyperlink>
+      <w:r>
+        <w:rPr>
+          <w:lang w:val="pt_PT" w:bidi="pt_PT"/>
+        </w:rPr>
+        <w:t>6.11</w:t>
+      </w:r>
       <w:r>
         <w:rPr>
           <w:lang w:val="pt_PT" w:bidi="pt_PT"/>
         </w:rPr>
         <w:t xml:space="preserve">; </w:t>
       </w:r>
-      <w:hyperlink r:id="rId87">
-        <w:r>
-          <w:rPr>
-            <w:lang w:val="pt_PT" w:bidi="pt_PT"/>
-          </w:rPr>
-          <w:rPr>
-            <w:color w:val="0000EE"/>
-            <w:u w:val="single"/>
-          </w:rPr>
-          <w:t>7.9</w:t>
-        </w:r>
-      </w:hyperlink>
+      <w:r>
+        <w:rPr>
+          <w:lang w:val="pt_PT" w:bidi="pt_PT"/>
+        </w:rPr>
+        <w:t>7.9</w:t>
+      </w:r>
       <w:r>
         <w:rPr>
           <w:lang w:val="pt_PT" w:bidi="pt_PT"/>
         </w:rPr>
         <w:t>). Eles terão acesso à sua morada celestial (</w:t>
       </w:r>
-      <w:hyperlink r:id="rId88">
-        <w:r>
-          <w:rPr>
-            <w:lang w:val="pt_PT" w:bidi="pt_PT"/>
-          </w:rPr>
-          <w:rPr>
-            <w:color w:val="0000EE"/>
-            <w:u w:val="single"/>
-          </w:rPr>
-          <w:t>21.7</w:t>
-        </w:r>
-      </w:hyperlink>
+      <w:r>
+        <w:rPr>
+          <w:lang w:val="pt_PT" w:bidi="pt_PT"/>
+        </w:rPr>
+        <w:t>21.7</w:t>
+      </w:r>
       <w:r>
         <w:rPr>
           <w:lang w:val="pt_PT" w:bidi="pt_PT"/>
         </w:rPr>
         <w:t>), louvarão continuamente a Deus e ao Cordeiro (</w:t>
       </w:r>
-      <w:hyperlink r:id="rId89">
-        <w:r>
-          <w:rPr>
-            <w:lang w:val="pt_PT" w:bidi="pt_PT"/>
-          </w:rPr>
-          <w:rPr>
-            <w:color w:val="0000EE"/>
-            <w:u w:val="single"/>
-          </w:rPr>
-          <w:t>7.10</w:t>
-        </w:r>
-      </w:hyperlink>
+      <w:r>
+        <w:rPr>
+          <w:lang w:val="pt_PT" w:bidi="pt_PT"/>
+        </w:rPr>
+        <w:t>7.10</w:t>
+      </w:r>
       <w:r>
         <w:rPr>
           <w:lang w:val="pt_PT" w:bidi="pt_PT"/>
         </w:rPr>
         <w:t>), e viverão para sempre (</w:t>
       </w:r>
-      <w:hyperlink r:id="rId90">
-        <w:r>
-          <w:rPr>
-            <w:lang w:val="pt_PT" w:bidi="pt_PT"/>
-          </w:rPr>
-          <w:rPr>
-            <w:color w:val="0000EE"/>
-            <w:u w:val="single"/>
-          </w:rPr>
-          <w:t>22.5</w:t>
-        </w:r>
-      </w:hyperlink>
+      <w:r>
+        <w:rPr>
+          <w:lang w:val="pt_PT" w:bidi="pt_PT"/>
+        </w:rPr>
+        <w:t>22.5</w:t>
+      </w:r>
       <w:r>
         <w:rPr>
           <w:lang w:val="pt_PT" w:bidi="pt_PT"/>
         </w:rPr>
         <w:t>). Apocalipse lembra aos leitores que a Grande vitória sobre os poderes do mal já foi conquistada na cruz (</w:t>
       </w:r>
-      <w:hyperlink r:id="rId78">
-        <w:r>
-          <w:rPr>
-            <w:lang w:val="pt_PT" w:bidi="pt_PT"/>
-          </w:rPr>
-          <w:rPr>
-            <w:color w:val="0000EE"/>
-            <w:u w:val="single"/>
-          </w:rPr>
-          <w:t>5.5–6</w:t>
-        </w:r>
-      </w:hyperlink>
+      <w:r>
+        <w:rPr>
+          <w:lang w:val="pt_PT" w:bidi="pt_PT"/>
+        </w:rPr>
+        <w:t>5.5–6</w:t>
+      </w:r>
       <w:r>
         <w:rPr>
           <w:lang w:val="pt_PT" w:bidi="pt_PT"/>
         </w:rPr>
         <w:t>). Armagedom é um ato desesperado de desafio por um inimigo que já está derrotado. Enquanto Satanás é permitido matar os santos (</w:t>
       </w:r>
-      <w:hyperlink r:id="rId69">
-        <w:r>
-          <w:rPr>
-            <w:lang w:val="pt_PT" w:bidi="pt_PT"/>
-          </w:rPr>
-          <w:rPr>
-            <w:color w:val="0000EE"/>
-            <w:u w:val="single"/>
-          </w:rPr>
-          <w:t>13.7</w:t>
-        </w:r>
-      </w:hyperlink>
+      <w:r>
+        <w:rPr>
+          <w:lang w:val="pt_PT" w:bidi="pt_PT"/>
+        </w:rPr>
+        <w:t>13.7</w:t>
+      </w:r>
       <w:r>
         <w:rPr>
           <w:lang w:val="pt_PT" w:bidi="pt_PT"/>
         </w:rPr>
         <w:t>), eles já o venceram através de Cristo e de seu próprio testemunho (</w:t>
       </w:r>
-      <w:hyperlink r:id="rId91">
-        <w:r>
-          <w:rPr>
-            <w:lang w:val="pt_PT" w:bidi="pt_PT"/>
-          </w:rPr>
-          <w:rPr>
-            <w:color w:val="0000EE"/>
-            <w:u w:val="single"/>
-          </w:rPr>
-          <w:t>12.11</w:t>
-        </w:r>
-      </w:hyperlink>
+      <w:r>
+        <w:rPr>
+          <w:lang w:val="pt_PT" w:bidi="pt_PT"/>
+        </w:rPr>
+        <w:t>12.11</w:t>
+      </w:r>
       <w:r>
         <w:rPr>
           <w:lang w:val="pt_PT" w:bidi="pt_PT"/>
@@ -2284,396 +1780,264 @@
         </w:rPr>
         <w:t>A mensagem para os cristãos que sofrem nas mãos dos servos de Satanás não é chorar ou ter medo (</w:t>
       </w:r>
-      <w:hyperlink r:id="rId92">
-        <w:r>
-          <w:rPr>
-            <w:lang w:val="pt_PT" w:bidi="pt_PT"/>
-          </w:rPr>
-          <w:rPr>
-            <w:color w:val="0000EE"/>
-            <w:u w:val="single"/>
-          </w:rPr>
-          <w:t>1.17–18</w:t>
-        </w:r>
-      </w:hyperlink>
+      <w:r>
+        <w:rPr>
+          <w:lang w:val="pt_PT" w:bidi="pt_PT"/>
+        </w:rPr>
+        <w:t>1.17–18</w:t>
+      </w:r>
       <w:r>
         <w:rPr>
           <w:lang w:val="pt_PT" w:bidi="pt_PT"/>
         </w:rPr>
         <w:t xml:space="preserve">; </w:t>
       </w:r>
-      <w:hyperlink r:id="rId93">
-        <w:r>
-          <w:rPr>
-            <w:lang w:val="pt_PT" w:bidi="pt_PT"/>
-          </w:rPr>
-          <w:rPr>
-            <w:color w:val="0000EE"/>
-            <w:u w:val="single"/>
-          </w:rPr>
-          <w:t>5.5</w:t>
-        </w:r>
-      </w:hyperlink>
+      <w:r>
+        <w:rPr>
+          <w:lang w:val="pt_PT" w:bidi="pt_PT"/>
+        </w:rPr>
+        <w:t>5.5</w:t>
+      </w:r>
       <w:r>
         <w:rPr>
           <w:lang w:val="pt_PT" w:bidi="pt_PT"/>
         </w:rPr>
         <w:t>), mas suportar seu sofrimento fielmente (</w:t>
       </w:r>
-      <w:hyperlink r:id="rId70">
-        <w:r>
-          <w:rPr>
-            <w:lang w:val="pt_PT" w:bidi="pt_PT"/>
-          </w:rPr>
-          <w:rPr>
-            <w:color w:val="0000EE"/>
-            <w:u w:val="single"/>
-          </w:rPr>
-          <w:t>13.10</w:t>
-        </w:r>
-      </w:hyperlink>
+      <w:r>
+        <w:rPr>
+          <w:lang w:val="pt_PT" w:bidi="pt_PT"/>
+        </w:rPr>
+        <w:t>13.10</w:t>
+      </w:r>
       <w:r>
         <w:rPr>
           <w:lang w:val="pt_PT" w:bidi="pt_PT"/>
         </w:rPr>
         <w:t>). Com Deus, eles prevalecerão (</w:t>
       </w:r>
-      <w:hyperlink r:id="rId94">
-        <w:r>
-          <w:rPr>
-            <w:lang w:val="pt_PT" w:bidi="pt_PT"/>
-          </w:rPr>
-          <w:rPr>
-            <w:color w:val="0000EE"/>
-            <w:u w:val="single"/>
-          </w:rPr>
-          <w:t>1.6–7</w:t>
-        </w:r>
-      </w:hyperlink>
+      <w:r>
+        <w:rPr>
+          <w:lang w:val="pt_PT" w:bidi="pt_PT"/>
+        </w:rPr>
+        <w:t>1.6–7</w:t>
+      </w:r>
       <w:r>
         <w:rPr>
           <w:lang w:val="pt_PT" w:bidi="pt_PT"/>
         </w:rPr>
         <w:t xml:space="preserve">; </w:t>
       </w:r>
-      <w:hyperlink r:id="rId95">
-        <w:r>
-          <w:rPr>
-            <w:lang w:val="pt_PT" w:bidi="pt_PT"/>
-          </w:rPr>
-          <w:rPr>
-            <w:color w:val="0000EE"/>
-            <w:u w:val="single"/>
-          </w:rPr>
-          <w:t>11.17–18</w:t>
-        </w:r>
-      </w:hyperlink>
+      <w:r>
+        <w:rPr>
+          <w:lang w:val="pt_PT" w:bidi="pt_PT"/>
+        </w:rPr>
+        <w:t>11.17–18</w:t>
+      </w:r>
       <w:r>
         <w:rPr>
           <w:lang w:val="pt_PT" w:bidi="pt_PT"/>
         </w:rPr>
         <w:t>). As pessoas serão, em última análise, julgadas pelo que fazem e como agem (</w:t>
       </w:r>
-      <w:hyperlink r:id="rId96">
-        <w:r>
-          <w:rPr>
-            <w:lang w:val="pt_PT" w:bidi="pt_PT"/>
-          </w:rPr>
-          <w:rPr>
-            <w:color w:val="0000EE"/>
-            <w:u w:val="single"/>
-          </w:rPr>
-          <w:t>20.12</w:t>
-        </w:r>
-      </w:hyperlink>
+      <w:r>
+        <w:rPr>
+          <w:lang w:val="pt_PT" w:bidi="pt_PT"/>
+        </w:rPr>
+        <w:t>20.12</w:t>
+      </w:r>
       <w:r>
         <w:rPr>
           <w:lang w:val="pt_PT" w:bidi="pt_PT"/>
         </w:rPr>
         <w:t>), e Deus abençoará aqueles que prestam atenção às palavras deste livro (</w:t>
       </w:r>
-      <w:hyperlink r:id="rId53">
-        <w:r>
-          <w:rPr>
-            <w:lang w:val="pt_PT" w:bidi="pt_PT"/>
-          </w:rPr>
-          <w:rPr>
-            <w:color w:val="0000EE"/>
-            <w:u w:val="single"/>
-          </w:rPr>
-          <w:t>1.3</w:t>
-        </w:r>
-      </w:hyperlink>
+      <w:r>
+        <w:rPr>
+          <w:lang w:val="pt_PT" w:bidi="pt_PT"/>
+        </w:rPr>
+        <w:t>1.3</w:t>
+      </w:r>
       <w:r>
         <w:rPr>
           <w:lang w:val="pt_PT" w:bidi="pt_PT"/>
         </w:rPr>
         <w:t xml:space="preserve">; </w:t>
       </w:r>
-      <w:hyperlink r:id="rId54">
-        <w:r>
-          <w:rPr>
-            <w:lang w:val="pt_PT" w:bidi="pt_PT"/>
-          </w:rPr>
-          <w:rPr>
-            <w:color w:val="0000EE"/>
-            <w:u w:val="single"/>
-          </w:rPr>
-          <w:t>22.7</w:t>
-        </w:r>
-      </w:hyperlink>
+      <w:r>
+        <w:rPr>
+          <w:lang w:val="pt_PT" w:bidi="pt_PT"/>
+        </w:rPr>
+        <w:t>22.7</w:t>
+      </w:r>
       <w:r>
         <w:rPr>
           <w:lang w:val="pt_PT" w:bidi="pt_PT"/>
         </w:rPr>
         <w:t>). O povo santo de Deus é, portanto, chamado a perseverar fielmente para ser vitorioso (</w:t>
       </w:r>
-      <w:hyperlink r:id="rId97">
-        <w:r>
-          <w:rPr>
-            <w:lang w:val="pt_PT" w:bidi="pt_PT"/>
-          </w:rPr>
-          <w:rPr>
-            <w:color w:val="0000EE"/>
-            <w:u w:val="single"/>
-          </w:rPr>
-          <w:t>2.7</w:t>
-        </w:r>
-      </w:hyperlink>
+      <w:r>
+        <w:rPr>
+          <w:lang w:val="pt_PT" w:bidi="pt_PT"/>
+        </w:rPr>
+        <w:t>2.7</w:t>
+      </w:r>
       <w:r>
         <w:rPr>
           <w:lang w:val="pt_PT" w:bidi="pt_PT"/>
         </w:rPr>
         <w:t xml:space="preserve">, </w:t>
       </w:r>
-      <w:hyperlink r:id="rId98">
-        <w:r>
-          <w:rPr>
-            <w:lang w:val="pt_PT" w:bidi="pt_PT"/>
-          </w:rPr>
-          <w:rPr>
-            <w:color w:val="0000EE"/>
-            <w:u w:val="single"/>
-          </w:rPr>
-          <w:t>11</w:t>
-        </w:r>
-      </w:hyperlink>
+      <w:r>
+        <w:rPr>
+          <w:lang w:val="pt_PT" w:bidi="pt_PT"/>
+        </w:rPr>
+        <w:t>11</w:t>
+      </w:r>
       <w:r>
         <w:rPr>
           <w:lang w:val="pt_PT" w:bidi="pt_PT"/>
         </w:rPr>
         <w:t xml:space="preserve">, </w:t>
       </w:r>
-      <w:hyperlink r:id="rId99">
-        <w:r>
-          <w:rPr>
-            <w:lang w:val="pt_PT" w:bidi="pt_PT"/>
-          </w:rPr>
-          <w:rPr>
-            <w:color w:val="0000EE"/>
-            <w:u w:val="single"/>
-          </w:rPr>
-          <w:t>17</w:t>
-        </w:r>
-      </w:hyperlink>
+      <w:r>
+        <w:rPr>
+          <w:lang w:val="pt_PT" w:bidi="pt_PT"/>
+        </w:rPr>
+        <w:t>17</w:t>
+      </w:r>
       <w:r>
         <w:rPr>
           <w:lang w:val="pt_PT" w:bidi="pt_PT"/>
         </w:rPr>
         <w:t xml:space="preserve">, </w:t>
       </w:r>
-      <w:hyperlink r:id="rId100">
-        <w:r>
-          <w:rPr>
-            <w:lang w:val="pt_PT" w:bidi="pt_PT"/>
-          </w:rPr>
-          <w:rPr>
-            <w:color w:val="0000EE"/>
-            <w:u w:val="single"/>
-          </w:rPr>
-          <w:t>26</w:t>
-        </w:r>
-      </w:hyperlink>
+      <w:r>
+        <w:rPr>
+          <w:lang w:val="pt_PT" w:bidi="pt_PT"/>
+        </w:rPr>
+        <w:t>26</w:t>
+      </w:r>
       <w:r>
         <w:rPr>
           <w:lang w:val="pt_PT" w:bidi="pt_PT"/>
         </w:rPr>
         <w:t xml:space="preserve">; </w:t>
       </w:r>
-      <w:hyperlink r:id="rId101">
-        <w:r>
-          <w:rPr>
-            <w:lang w:val="pt_PT" w:bidi="pt_PT"/>
-          </w:rPr>
-          <w:rPr>
-            <w:color w:val="0000EE"/>
-            <w:u w:val="single"/>
-          </w:rPr>
-          <w:t>3.5</w:t>
-        </w:r>
-      </w:hyperlink>
+      <w:r>
+        <w:rPr>
+          <w:lang w:val="pt_PT" w:bidi="pt_PT"/>
+        </w:rPr>
+        <w:t>3.5</w:t>
+      </w:r>
       <w:r>
         <w:rPr>
           <w:lang w:val="pt_PT" w:bidi="pt_PT"/>
         </w:rPr>
         <w:t xml:space="preserve">, </w:t>
       </w:r>
-      <w:hyperlink r:id="rId102">
-        <w:r>
-          <w:rPr>
-            <w:lang w:val="pt_PT" w:bidi="pt_PT"/>
-          </w:rPr>
-          <w:rPr>
-            <w:color w:val="0000EE"/>
-            <w:u w:val="single"/>
-          </w:rPr>
-          <w:t>12</w:t>
-        </w:r>
-      </w:hyperlink>
+      <w:r>
+        <w:rPr>
+          <w:lang w:val="pt_PT" w:bidi="pt_PT"/>
+        </w:rPr>
+        <w:t>12</w:t>
+      </w:r>
       <w:r>
         <w:rPr>
           <w:lang w:val="pt_PT" w:bidi="pt_PT"/>
         </w:rPr>
         <w:t xml:space="preserve">, </w:t>
       </w:r>
-      <w:hyperlink r:id="rId103">
-        <w:r>
-          <w:rPr>
-            <w:lang w:val="pt_PT" w:bidi="pt_PT"/>
-          </w:rPr>
-          <w:rPr>
-            <w:color w:val="0000EE"/>
-            <w:u w:val="single"/>
-          </w:rPr>
-          <w:t>21</w:t>
-        </w:r>
-      </w:hyperlink>
+      <w:r>
+        <w:rPr>
+          <w:lang w:val="pt_PT" w:bidi="pt_PT"/>
+        </w:rPr>
+        <w:t>21</w:t>
+      </w:r>
       <w:r>
         <w:rPr>
           <w:lang w:val="pt_PT" w:bidi="pt_PT"/>
         </w:rPr>
         <w:t>). Apocalipse os chama a obedecer a Deus, manter seu testemunho (</w:t>
       </w:r>
-      <w:hyperlink r:id="rId104">
-        <w:r>
-          <w:rPr>
-            <w:lang w:val="pt_PT" w:bidi="pt_PT"/>
-          </w:rPr>
-          <w:rPr>
-            <w:color w:val="0000EE"/>
-            <w:u w:val="single"/>
-          </w:rPr>
-          <w:t>12.17</w:t>
-        </w:r>
-      </w:hyperlink>
+      <w:r>
+        <w:rPr>
+          <w:lang w:val="pt_PT" w:bidi="pt_PT"/>
+        </w:rPr>
+        <w:t>12.17</w:t>
+      </w:r>
       <w:r>
         <w:rPr>
           <w:lang w:val="pt_PT" w:bidi="pt_PT"/>
         </w:rPr>
         <w:t xml:space="preserve">; </w:t>
       </w:r>
-      <w:hyperlink r:id="rId54">
-        <w:r>
-          <w:rPr>
-            <w:lang w:val="pt_PT" w:bidi="pt_PT"/>
-          </w:rPr>
-          <w:rPr>
-            <w:color w:val="0000EE"/>
-            <w:u w:val="single"/>
-          </w:rPr>
-          <w:t>22.7</w:t>
-        </w:r>
-      </w:hyperlink>
+      <w:r>
+        <w:rPr>
+          <w:lang w:val="pt_PT" w:bidi="pt_PT"/>
+        </w:rPr>
+        <w:t>22.7</w:t>
+      </w:r>
       <w:r>
         <w:rPr>
           <w:lang w:val="pt_PT" w:bidi="pt_PT"/>
         </w:rPr>
         <w:t>), suportar pacientemente (</w:t>
       </w:r>
-      <w:hyperlink r:id="rId70">
-        <w:r>
-          <w:rPr>
-            <w:lang w:val="pt_PT" w:bidi="pt_PT"/>
-          </w:rPr>
-          <w:rPr>
-            <w:color w:val="0000EE"/>
-            <w:u w:val="single"/>
-          </w:rPr>
-          <w:t>13.10</w:t>
-        </w:r>
-      </w:hyperlink>
+      <w:r>
+        <w:rPr>
+          <w:lang w:val="pt_PT" w:bidi="pt_PT"/>
+        </w:rPr>
+        <w:t>13.10</w:t>
+      </w:r>
       <w:r>
         <w:rPr>
           <w:lang w:val="pt_PT" w:bidi="pt_PT"/>
         </w:rPr>
         <w:t xml:space="preserve">; </w:t>
       </w:r>
-      <w:hyperlink r:id="rId105">
-        <w:r>
-          <w:rPr>
-            <w:lang w:val="pt_PT" w:bidi="pt_PT"/>
-          </w:rPr>
-          <w:rPr>
-            <w:color w:val="0000EE"/>
-            <w:u w:val="single"/>
-          </w:rPr>
-          <w:t>14.12</w:t>
-        </w:r>
-      </w:hyperlink>
+      <w:r>
+        <w:rPr>
+          <w:lang w:val="pt_PT" w:bidi="pt_PT"/>
+        </w:rPr>
+        <w:t>14.12</w:t>
+      </w:r>
       <w:r>
         <w:rPr>
           <w:lang w:val="pt_PT" w:bidi="pt_PT"/>
         </w:rPr>
         <w:t>) e permanecer vigilantes (</w:t>
       </w:r>
-      <w:hyperlink r:id="rId106">
-        <w:r>
-          <w:rPr>
-            <w:lang w:val="pt_PT" w:bidi="pt_PT"/>
-          </w:rPr>
-          <w:rPr>
-            <w:color w:val="0000EE"/>
-            <w:u w:val="single"/>
-          </w:rPr>
-          <w:t>16.15</w:t>
-        </w:r>
-      </w:hyperlink>
+      <w:r>
+        <w:rPr>
+          <w:lang w:val="pt_PT" w:bidi="pt_PT"/>
+        </w:rPr>
+        <w:t>16.15</w:t>
+      </w:r>
       <w:r>
         <w:rPr>
           <w:lang w:val="pt_PT" w:bidi="pt_PT"/>
         </w:rPr>
         <w:t xml:space="preserve">; </w:t>
       </w:r>
-      <w:hyperlink r:id="rId107">
-        <w:r>
-          <w:rPr>
-            <w:lang w:val="pt_PT" w:bidi="pt_PT"/>
-          </w:rPr>
-          <w:rPr>
-            <w:color w:val="0000EE"/>
-            <w:u w:val="single"/>
-          </w:rPr>
-          <w:t>17.14</w:t>
-        </w:r>
-      </w:hyperlink>
+      <w:r>
+        <w:rPr>
+          <w:lang w:val="pt_PT" w:bidi="pt_PT"/>
+        </w:rPr>
+        <w:t>17.14</w:t>
+      </w:r>
       <w:r>
         <w:rPr>
           <w:lang w:val="pt_PT" w:bidi="pt_PT"/>
         </w:rPr>
         <w:t>) diante da perseguição, sabendo que os covardes enfrentarão punição eterna junto com os malfeitores (</w:t>
       </w:r>
-      <w:hyperlink r:id="rId108">
-        <w:r>
-          <w:rPr>
-            <w:lang w:val="pt_PT" w:bidi="pt_PT"/>
-          </w:rPr>
-          <w:rPr>
-            <w:color w:val="0000EE"/>
-            <w:u w:val="single"/>
-          </w:rPr>
-          <w:t>21.8</w:t>
-        </w:r>
-      </w:hyperlink>
+      <w:r>
+        <w:rPr>
+          <w:lang w:val="pt_PT" w:bidi="pt_PT"/>
+        </w:rPr>
+        <w:t>21.8</w:t>
+      </w:r>
       <w:r>
         <w:rPr>
           <w:lang w:val="pt_PT" w:bidi="pt_PT"/>
